--- a/news/20260429.docx
+++ b/news/20260429.docx
@@ -545,7 +545,7 @@
         </w:rPr>
         <w:t xml:space="preserve">查看原文: </w:t>
       </w:r>
-      <w:hyperlink w:history="1" r:id="rIdxtb3ujo5l-lyam-sipj76">
+      <w:hyperlink w:history="1" r:id="rId436awxmtialugwfmn87so">
         <w:r>
           <w:rPr>
             <w:rStyle w:val="Hyperlink"/>
@@ -589,7 +589,7 @@
         </w:rPr>
         <w:t xml:space="preserve">查看原文: </w:t>
       </w:r>
-      <w:hyperlink w:history="1" r:id="rIdxdq1zy9hqiw2jgvhfs5yj">
+      <w:hyperlink w:history="1" r:id="rIdfowvzxm_2ievisq5b4eur">
         <w:r>
           <w:rPr>
             <w:rStyle w:val="Hyperlink"/>
@@ -672,7 +672,7 @@
         </w:rPr>
         <w:t xml:space="preserve">查看原文: </w:t>
       </w:r>
-      <w:hyperlink w:history="1" r:id="rIdva4wqox264b_9zr2xol-p">
+      <w:hyperlink w:history="1" r:id="rIdjtg0nq5ilifout0dxrndp">
         <w:r>
           <w:rPr>
             <w:rStyle w:val="Hyperlink"/>
@@ -781,7 +781,7 @@
         </w:rPr>
         <w:t xml:space="preserve">查看原文: </w:t>
       </w:r>
-      <w:hyperlink w:history="1" r:id="rIdihn0pckzb7ejyzxsm6_nh">
+      <w:hyperlink w:history="1" r:id="rId2phexf1rcihlllywgh0dq">
         <w:r>
           <w:rPr>
             <w:rStyle w:val="Hyperlink"/>
@@ -877,7 +877,7 @@
         </w:rPr>
         <w:t xml:space="preserve">查看原文: </w:t>
       </w:r>
-      <w:hyperlink w:history="1" r:id="rIdt4ghvgqjyu6mvbu7yymnp">
+      <w:hyperlink w:history="1" r:id="rIdqptu242bu3e_sdryc7eyk">
         <w:r>
           <w:rPr>
             <w:rStyle w:val="Hyperlink"/>
@@ -960,7 +960,7 @@
         </w:rPr>
         <w:t xml:space="preserve">查看原文: </w:t>
       </w:r>
-      <w:hyperlink w:history="1" r:id="rIdbi023mylibzo8olcoegaz">
+      <w:hyperlink w:history="1" r:id="rIdive3wgwftawh5fcl9o3ih">
         <w:r>
           <w:rPr>
             <w:rStyle w:val="Hyperlink"/>
@@ -1030,7 +1030,7 @@
         </w:rPr>
         <w:t xml:space="preserve">查看原文: </w:t>
       </w:r>
-      <w:hyperlink w:history="1" r:id="rIdm0-mshbxmqevjifgyfzqp">
+      <w:hyperlink w:history="1" r:id="rIdandmtesy3julfxmnbla2v">
         <w:r>
           <w:rPr>
             <w:rStyle w:val="Hyperlink"/>
@@ -1113,7 +1113,7 @@
         </w:rPr>
         <w:t xml:space="preserve">查看原文: </w:t>
       </w:r>
-      <w:hyperlink w:history="1" r:id="rIdrqamp0iq9yfnh7-2ch0t-">
+      <w:hyperlink w:history="1" r:id="rIdwd3bsqigfj6laiq80bkbb">
         <w:r>
           <w:rPr>
             <w:rStyle w:val="Hyperlink"/>
@@ -1196,7 +1196,7 @@
         </w:rPr>
         <w:t xml:space="preserve">查看原文: </w:t>
       </w:r>
-      <w:hyperlink w:history="1" r:id="rIdkh6il94irz6b1jbr8ixv4">
+      <w:hyperlink w:history="1" r:id="rIdxjdgi5gtdorpc1jvwym01">
         <w:r>
           <w:rPr>
             <w:rStyle w:val="Hyperlink"/>
@@ -1253,7 +1253,7 @@
         </w:rPr>
         <w:t xml:space="preserve">查看原文: </w:t>
       </w:r>
-      <w:hyperlink w:history="1" r:id="rIdnqzyy2k0qfarl8waklddd">
+      <w:hyperlink w:history="1" r:id="rIduz_0hbma3bt5tbrvvdhpp">
         <w:r>
           <w:rPr>
             <w:rStyle w:val="Hyperlink"/>
@@ -1323,7 +1323,7 @@
         </w:rPr>
         <w:t xml:space="preserve">查看原文: </w:t>
       </w:r>
-      <w:hyperlink w:history="1" r:id="rIdgknv-_-jrahue_uj8gbpl">
+      <w:hyperlink w:history="1" r:id="rIdgtrtwtcet3zk-wda98fgs">
         <w:r>
           <w:rPr>
             <w:rStyle w:val="Hyperlink"/>
@@ -1406,7 +1406,7 @@
         </w:rPr>
         <w:t xml:space="preserve">查看原文: </w:t>
       </w:r>
-      <w:hyperlink w:history="1" r:id="rIdq0jfheu9z2sexwlwvy8fu">
+      <w:hyperlink w:history="1" r:id="rIdnuir8k2wigoldmvrnpo-3">
         <w:r>
           <w:rPr>
             <w:rStyle w:val="Hyperlink"/>
@@ -1463,7 +1463,7 @@
         </w:rPr>
         <w:t xml:space="preserve">查看原文: </w:t>
       </w:r>
-      <w:hyperlink w:history="1" r:id="rIda8khzhrr2oyspn_oo_pg0">
+      <w:hyperlink w:history="1" r:id="rIdank0v67jgsmaykhnkhr1d">
         <w:r>
           <w:rPr>
             <w:rStyle w:val="Hyperlink"/>
@@ -1507,7 +1507,7 @@
         </w:rPr>
         <w:t xml:space="preserve">查看原文: </w:t>
       </w:r>
-      <w:hyperlink w:history="1" r:id="rIdv0c3spqvrnmb1grbgos6m">
+      <w:hyperlink w:history="1" r:id="rIdok6vwupkd7y4thdnraugm">
         <w:r>
           <w:rPr>
             <w:rStyle w:val="Hyperlink"/>
@@ -1759,7 +1759,7 @@
         </w:rPr>
         <w:t xml:space="preserve">查看原文: </w:t>
       </w:r>
-      <w:hyperlink w:history="1" r:id="rIdb_p9tcvpsyulfiglkswza">
+      <w:hyperlink w:history="1" r:id="rIdrkife0bqqelwjcxulsstc">
         <w:r>
           <w:rPr>
             <w:rStyle w:val="Hyperlink"/>
@@ -1842,7 +1842,7 @@
         </w:rPr>
         <w:t xml:space="preserve">查看原文: </w:t>
       </w:r>
-      <w:hyperlink w:history="1" r:id="rIdccpzpva_y1bawbvtmjsxe">
+      <w:hyperlink w:history="1" r:id="rIdqhjelde3dltepwz-e3hrd">
         <w:r>
           <w:rPr>
             <w:rStyle w:val="Hyperlink"/>
@@ -1912,7 +1912,7 @@
         </w:rPr>
         <w:t xml:space="preserve">查看原文: </w:t>
       </w:r>
-      <w:hyperlink w:history="1" r:id="rIds9erxpnejofxpxsi4v1_w">
+      <w:hyperlink w:history="1" r:id="rIdpmahuags1n0xcldnufohh">
         <w:r>
           <w:rPr>
             <w:rStyle w:val="Hyperlink"/>
@@ -2047,7 +2047,7 @@
         </w:rPr>
         <w:t xml:space="preserve">查看原文: </w:t>
       </w:r>
-      <w:hyperlink w:history="1" r:id="rIdnwc6kj1wrtaachb0uf2r5">
+      <w:hyperlink w:history="1" r:id="rIdazjsxf7drf4x5dfwogjfi">
         <w:r>
           <w:rPr>
             <w:rStyle w:val="Hyperlink"/>
@@ -2077,7 +2077,7 @@
           <w:sz w:val="20"/>
           <w:szCs w:val="20"/>
         </w:rPr>
-        <w:t xml:space="preserve">(更新时间戳: 1777476829806)</w:t>
+        <w:t xml:space="preserve">(更新时间戳: 1777996523420)</w:t>
       </w:r>
     </w:p>
     <w:sectPr>
